--- a/recursos/contratos/fuente/ANEXO_CONDICIONES_AFIANZAMIENTO_COFIANZA_V3.docx
+++ b/recursos/contratos/fuente/ANEXO_CONDICIONES_AFIANZAMIENTO_COFIANZA_V3.docx
@@ -2139,7 +2139,7 @@
           <w:sz w:val="20"/>
           <w:szCs w:val="20"/>
         </w:rPr>
-        <w:t xml:space="preserve">PRIMA DE VINCULACIÓN: _______ por ciento (____%) del canon mensual, equivalente a la fecha de suscripción a la suma de $______________, pagadera por una sola vez al momento de la activación de la fianza.</w:t>
+        <w:t>PRIMA DE VINCULACIÓN: _______ por ciento (____%) del canon mensual más el Impuesto sobre las Ventas (IVA), equivalente a la fecha de suscripción a la suma de $______________, pagadera por una sola vez al momento de la activación de la fianza.</w:t>
       </w:r>
     </w:p>
     <w:p>
